--- a/klagomål/S 3187-2024 FSC-klagomål.docx
+++ b/klagomål/S 3187-2024 FSC-klagomål.docx
@@ -763,7 +763,7 @@
     <w:r>
       <w:tab/>
       <w:tab/>
-      <w:t>2026-09-14</w:t>
+      <w:t>2026-09-15</w:t>
       <w:br/>
       <w:br/>
     </w:r>

--- a/klagomål/S 3187-2024 FSC-klagomål.docx
+++ b/klagomål/S 3187-2024 FSC-klagomål.docx
@@ -763,7 +763,7 @@
     <w:r>
       <w:tab/>
       <w:tab/>
-      <w:t>2026-09-15</w:t>
+      <w:t>2026-09-16</w:t>
       <w:br/>
       <w:br/>
     </w:r>

--- a/klagomål/S 3187-2024 FSC-klagomål.docx
+++ b/klagomål/S 3187-2024 FSC-klagomål.docx
@@ -763,7 +763,7 @@
     <w:r>
       <w:tab/>
       <w:tab/>
-      <w:t>2026-09-16</w:t>
+      <w:t>2026-09-17</w:t>
       <w:br/>
       <w:br/>
     </w:r>

--- a/klagomål/S 3187-2024 FSC-klagomål.docx
+++ b/klagomål/S 3187-2024 FSC-klagomål.docx
@@ -763,7 +763,7 @@
     <w:r>
       <w:tab/>
       <w:tab/>
-      <w:t>2026-09-17</w:t>
+      <w:t>2026-09-18</w:t>
       <w:br/>
       <w:br/>
     </w:r>

--- a/klagomål/S 3187-2024 FSC-klagomål.docx
+++ b/klagomål/S 3187-2024 FSC-klagomål.docx
@@ -763,7 +763,7 @@
     <w:r>
       <w:tab/>
       <w:tab/>
-      <w:t>2026-09-18</w:t>
+      <w:t>2026-09-19</w:t>
       <w:br/>
       <w:br/>
     </w:r>

--- a/klagomål/S 3187-2024 FSC-klagomål.docx
+++ b/klagomål/S 3187-2024 FSC-klagomål.docx
@@ -763,7 +763,7 @@
     <w:r>
       <w:tab/>
       <w:tab/>
-      <w:t>2026-09-19</w:t>
+      <w:t>2026-09-21</w:t>
       <w:br/>
       <w:br/>
     </w:r>

--- a/klagomål/S 3187-2024 FSC-klagomål.docx
+++ b/klagomål/S 3187-2024 FSC-klagomål.docx
@@ -763,7 +763,7 @@
     <w:r>
       <w:tab/>
       <w:tab/>
-      <w:t>2026-09-21</w:t>
+      <w:t>2026-09-23</w:t>
       <w:br/>
       <w:br/>
     </w:r>

--- a/klagomål/S 3187-2024 FSC-klagomål.docx
+++ b/klagomål/S 3187-2024 FSC-klagomål.docx
@@ -763,7 +763,7 @@
     <w:r>
       <w:tab/>
       <w:tab/>
-      <w:t>2026-09-23</w:t>
+      <w:t>2026-09-24</w:t>
       <w:br/>
       <w:br/>
     </w:r>

--- a/klagomål/S 3187-2024 FSC-klagomål.docx
+++ b/klagomål/S 3187-2024 FSC-klagomål.docx
@@ -763,7 +763,7 @@
     <w:r>
       <w:tab/>
       <w:tab/>
-      <w:t>2026-09-24</w:t>
+      <w:t>2026-09-25</w:t>
       <w:br/>
       <w:br/>
     </w:r>

--- a/klagomål/S 3187-2024 FSC-klagomål.docx
+++ b/klagomål/S 3187-2024 FSC-klagomål.docx
@@ -763,7 +763,7 @@
     <w:r>
       <w:tab/>
       <w:tab/>
-      <w:t>2026-09-25</w:t>
+      <w:t>2026-09-26</w:t>
       <w:br/>
       <w:br/>
     </w:r>

--- a/klagomål/S 3187-2024 FSC-klagomål.docx
+++ b/klagomål/S 3187-2024 FSC-klagomål.docx
@@ -763,7 +763,7 @@
     <w:r>
       <w:tab/>
       <w:tab/>
-      <w:t>2026-09-26</w:t>
+      <w:t>2026-09-27</w:t>
       <w:br/>
       <w:br/>
     </w:r>

--- a/klagomål/S 3187-2024 FSC-klagomål.docx
+++ b/klagomål/S 3187-2024 FSC-klagomål.docx
@@ -763,7 +763,7 @@
     <w:r>
       <w:tab/>
       <w:tab/>
-      <w:t>2026-09-27</w:t>
+      <w:t>2026-09-28</w:t>
       <w:br/>
       <w:br/>
     </w:r>

--- a/klagomål/S 3187-2024 FSC-klagomål.docx
+++ b/klagomål/S 3187-2024 FSC-klagomål.docx
@@ -763,7 +763,7 @@
     <w:r>
       <w:tab/>
       <w:tab/>
-      <w:t>2026-09-28</w:t>
+      <w:t>2026-09-29</w:t>
       <w:br/>
       <w:br/>
     </w:r>

--- a/klagomål/S 3187-2024 FSC-klagomål.docx
+++ b/klagomål/S 3187-2024 FSC-klagomål.docx
@@ -763,7 +763,7 @@
     <w:r>
       <w:tab/>
       <w:tab/>
-      <w:t>2026-09-29</w:t>
+      <w:t>2026-09-30</w:t>
       <w:br/>
       <w:br/>
     </w:r>

--- a/klagomål/S 3187-2024 FSC-klagomål.docx
+++ b/klagomål/S 3187-2024 FSC-klagomål.docx
@@ -763,7 +763,7 @@
     <w:r>
       <w:tab/>
       <w:tab/>
-      <w:t>2026-09-30</w:t>
+      <w:t>2026-10-01</w:t>
       <w:br/>
       <w:br/>
     </w:r>

--- a/klagomål/S 3187-2024 FSC-klagomål.docx
+++ b/klagomål/S 3187-2024 FSC-klagomål.docx
@@ -763,7 +763,7 @@
     <w:r>
       <w:tab/>
       <w:tab/>
-      <w:t>2026-10-01</w:t>
+      <w:t>2026-10-02</w:t>
       <w:br/>
       <w:br/>
     </w:r>

--- a/klagomål/S 3187-2024 FSC-klagomål.docx
+++ b/klagomål/S 3187-2024 FSC-klagomål.docx
@@ -763,7 +763,7 @@
     <w:r>
       <w:tab/>
       <w:tab/>
-      <w:t>2026-10-02</w:t>
+      <w:t>2026-10-03</w:t>
       <w:br/>
       <w:br/>
     </w:r>

--- a/klagomål/S 3187-2024 FSC-klagomål.docx
+++ b/klagomål/S 3187-2024 FSC-klagomål.docx
@@ -763,7 +763,7 @@
     <w:r>
       <w:tab/>
       <w:tab/>
-      <w:t>2026-10-03</w:t>
+      <w:t>2026-10-04</w:t>
       <w:br/>
       <w:br/>
     </w:r>

--- a/klagomål/S 3187-2024 FSC-klagomål.docx
+++ b/klagomål/S 3187-2024 FSC-klagomål.docx
@@ -763,7 +763,7 @@
     <w:r>
       <w:tab/>
       <w:tab/>
-      <w:t>2026-10-04</w:t>
+      <w:t>2026-10-05</w:t>
       <w:br/>
       <w:br/>
     </w:r>

--- a/klagomål/S 3187-2024 FSC-klagomål.docx
+++ b/klagomål/S 3187-2024 FSC-klagomål.docx
@@ -763,7 +763,7 @@
     <w:r>
       <w:tab/>
       <w:tab/>
-      <w:t>2026-10-05</w:t>
+      <w:t>2026-10-06</w:t>
       <w:br/>
       <w:br/>
     </w:r>

--- a/klagomål/S 3187-2024 FSC-klagomål.docx
+++ b/klagomål/S 3187-2024 FSC-klagomål.docx
@@ -178,7 +178,7 @@
       <w:r>
         <w:drawing>
           <wp:inline xmlns:a="http://schemas.openxmlformats.org/drawingml/2006/main" xmlns:pic="http://schemas.openxmlformats.org/drawingml/2006/picture">
-            <wp:extent cx="5486400" cy="4264686"/>
+            <wp:extent cx="5486400" cy="4262801"/>
             <wp:docPr id="1" name="Picture 1"/>
             <wp:cNvGraphicFramePr>
               <a:graphicFrameLocks noChangeAspect="1"/>
@@ -199,7 +199,7 @@
                   <pic:spPr>
                     <a:xfrm>
                       <a:off x="0" y="0"/>
-                      <a:ext cx="5486400" cy="4264686"/>
+                      <a:ext cx="5486400" cy="4262801"/>
                     </a:xfrm>
                     <a:prstGeom prst="rect"/>
                   </pic:spPr>
@@ -221,7 +221,7 @@
     </w:p>
     <w:p>
       <w:r>
-        <w:t>I och inom 9 meter från samrådsanmälan finns fynd av 7 naturvårdsarter, varav 5 är rödlistade, 4 är typiska (T) och 2 är signalarter (S): gul taggsvamp (VU, T), tvillingspindling (VU), dofttaggsvamp (NT, T), kandelabersvamp (NT, T), rovspindling (NT), svavelriska (S) och trådticka (S, T). Se Figur 1.</w:t>
+        <w:t>I och inom 9 meter från samrådsanmälan finns fynd av 10 naturvårdsarter, varav 8 är rödlistade, 7 är typiska (T) och 2 är signalarter (S): gul taggsvamp (VU, T), tvillingspindling (VU), dofttaggsvamp (NT, T), kandelabersvamp (NT, T), rosenticka (NT, T), rovspindling (NT), rynkskinn (NT, T), ullticka (NT, T), svavelriska (S) och trådticka (S, T). Se Figur 1.</w:t>
       </w:r>
     </w:p>
     <w:p>
@@ -323,10 +323,124 @@
         <w:rPr>
           <w:b/>
         </w:rPr>
+        <w:t>Rosenticka (NT)</w:t>
+      </w:r>
+      <w:r>
+        <w:t xml:space="preserve">, rödlistad som nära hotad, ingår i en karaktäristisk association av vedsvampar som växer på gamla, grova granlågor i urskogsartade barrskogar. Den är placerad i toppen av Skogsstyrelsens värdepyramid för bedömning av skog med höga naturvärden och indikerar ett granskogsekosystem med långvarig kontinuitet av grova lågor. Artens beroende av grova granlågor innebär att alla skogsskötselåtgärder på eller i omedelbar närhet av lokalerna utgör ett hot på lång sikt. Det är angeläget att populationerna inte ytterligare glesas ut och ett tillräckligt antal områden där arten nu finns måste sparas för framtiden. Rosenticka är typisk art för </w:t>
+      </w:r>
+      <w:r>
+        <w:rPr>
+          <w:i/>
+        </w:rPr>
+        <w:t xml:space="preserve">9010 Taiga </w:t>
+      </w:r>
+      <w:r>
+        <w:t xml:space="preserve">och </w:t>
+      </w:r>
+      <w:r>
+        <w:rPr>
+          <w:i/>
+        </w:rPr>
+        <w:t>9050 Näringsrik granskog</w:t>
+      </w:r>
+      <w:r>
+        <w:t xml:space="preserve"> (Nitare &amp; Skogsstyrelsen, 2019; SLU Artdatabanken, 2024).</w:t>
+      </w:r>
+    </w:p>
+    <w:p>
+      <w:r>
+        <w:rPr>
+          <w:b/>
+        </w:rPr>
         <w:t>Rovspindling (NT)</w:t>
       </w:r>
       <w:r>
         <w:t xml:space="preserve"> bildar mykorrhiza med gran i äldre granskog på näringsrik mark, främst i äldre kontinuitetsskog. Den totala populationen i landet bedöms ha minskat och förväntas fortsätta minska på grund av slutavverkning av äldre barrskog och kontinuitetsskog. Kända växtplatser bör säkerställas eller bevaras genom ett modifierat skogsbruk. Uttag av skog får ej ske som kalavverkning (SLU Artdatabanken, 2026).</w:t>
+      </w:r>
+    </w:p>
+    <w:p>
+      <w:r>
+        <w:rPr>
+          <w:b/>
+        </w:rPr>
+        <w:t>Rynkskinn (NT)</w:t>
+      </w:r>
+      <w:r>
+        <w:t xml:space="preserve"> är en vednedbrytare som växer på grova granlågor och ingår i en karaktäristisk association av vedsvampar knutna till urskogsartade barrskogar. Den har klassificerats som en “urskogsindikator” och är placerad i toppen av Skogsstyrelsens värdepyramid för bedömning av skog med höga naturvärden. Allt tyder på att rynkskinn är mycket känslig för skogliga ingrepp och lokalerna, som oftast har höga biologiska kvaliteter, bör lämnas till fri utveckling. Rynkskinn är typisk art för </w:t>
+      </w:r>
+      <w:r>
+        <w:rPr>
+          <w:i/>
+        </w:rPr>
+        <w:t xml:space="preserve">9010 Taiga, 9050 Näringsrik granskog </w:t>
+      </w:r>
+      <w:r>
+        <w:t>och</w:t>
+      </w:r>
+      <w:r>
+        <w:rPr>
+          <w:i/>
+        </w:rPr>
+        <w:t xml:space="preserve"> 9030 Landhöjningsskog</w:t>
+      </w:r>
+      <w:r>
+        <w:t xml:space="preserve"> (Nitare &amp; Skogsstyrelsen, 2019; SLU Artdatabanken, 2026).</w:t>
+      </w:r>
+    </w:p>
+    <w:p>
+      <w:r>
+        <w:rPr>
+          <w:b/>
+        </w:rPr>
+        <w:t>Ullticka (NT)</w:t>
+      </w:r>
+      <w:r>
+        <w:t xml:space="preserve"> är knuten till restbestånd av barrnaturskog och förekommer med ett tydligt optimum i orörda eller måttligt påverkade gamla granskogar där det föreligger viss kontinuitet av grov död ved. Ullticka är en bra signalart inom hela sitt utbredningsområde och i södra Sverige är den sällsynt och en god signalart för skyddsvärda granskogsmiljöer. Den hotas av avverkning och fragmentering av naturskog och äldre granskog med lång trädkontinuitet. På ullticka kan ibland ulltickeporing (VU) påträffas - det är en sällsynt ticka som nyligen delats upp i de tre olika arterna ulltickeporing </w:t>
+      </w:r>
+      <w:r>
+        <w:rPr>
+          <w:i/>
+        </w:rPr>
+        <w:t xml:space="preserve">Skeletocutis brevispora </w:t>
+      </w:r>
+      <w:r>
+        <w:t>(VU)</w:t>
+      </w:r>
+      <w:r>
+        <w:rPr>
+          <w:i/>
+        </w:rPr>
+        <w:t>, Skeletocutis delicata</w:t>
+      </w:r>
+      <w:r>
+        <w:t xml:space="preserve"> (VU)</w:t>
+      </w:r>
+      <w:r>
+        <w:rPr>
+          <w:i/>
+        </w:rPr>
+        <w:t xml:space="preserve"> och Skeletocutis exilis</w:t>
+      </w:r>
+      <w:r>
+        <w:t xml:space="preserve"> (NT). Ullticka är typisk art för </w:t>
+      </w:r>
+      <w:r>
+        <w:rPr>
+          <w:i/>
+        </w:rPr>
+        <w:t xml:space="preserve">9010 Taiga, 9050 Näringsrik granskog </w:t>
+      </w:r>
+      <w:r>
+        <w:t xml:space="preserve">och </w:t>
+      </w:r>
+      <w:r>
+        <w:rPr>
+          <w:i/>
+        </w:rPr>
+        <w:t>9030 Landhöjningsskog</w:t>
+      </w:r>
+      <w:r>
+        <w:t xml:space="preserve"> (SLU Artdatabanken, 2026; Nitare &amp; Skogsstyrelsen, 2019; Miettinen &amp; Niemelä, 2018).</w:t>
       </w:r>
     </w:p>
     <w:p>
@@ -448,7 +562,7 @@
         <w:rPr>
           <w:i/>
         </w:rPr>
-        <w:t>I det samrådsanmälda skogsområdet har 7 naturvårdsarter varav 5 rödlistade arter sina livsmiljöer och växtplatser.</w:t>
+        <w:t>I det samrådsanmälda skogsområdet har 10 naturvårdsarter varav 8 rödlistade arter sina livsmiljöer och växtplatser.</w:t>
       </w:r>
     </w:p>
     <w:p>
@@ -763,7 +877,7 @@
     <w:r>
       <w:tab/>
       <w:tab/>
-      <w:t>2026-10-06</w:t>
+      <w:t>2026-10-07</w:t>
       <w:br/>
       <w:br/>
     </w:r>

--- a/klagomål/S 3187-2024 FSC-klagomål.docx
+++ b/klagomål/S 3187-2024 FSC-klagomål.docx
@@ -877,7 +877,7 @@
     <w:r>
       <w:tab/>
       <w:tab/>
-      <w:t>2026-10-07</w:t>
+      <w:t>2026-10-08</w:t>
       <w:br/>
       <w:br/>
     </w:r>

--- a/klagomål/S 3187-2024 FSC-klagomål.docx
+++ b/klagomål/S 3187-2024 FSC-klagomål.docx
@@ -877,7 +877,7 @@
     <w:r>
       <w:tab/>
       <w:tab/>
-      <w:t>2026-10-08</w:t>
+      <w:t>2026-10-09</w:t>
       <w:br/>
       <w:br/>
     </w:r>

--- a/klagomål/S 3187-2024 FSC-klagomål.docx
+++ b/klagomål/S 3187-2024 FSC-klagomål.docx
@@ -877,7 +877,7 @@
     <w:r>
       <w:tab/>
       <w:tab/>
-      <w:t>2026-10-09</w:t>
+      <w:t>2026-10-10</w:t>
       <w:br/>
       <w:br/>
     </w:r>

--- a/klagomål/S 3187-2024 FSC-klagomål.docx
+++ b/klagomål/S 3187-2024 FSC-klagomål.docx
@@ -877,7 +877,7 @@
     <w:r>
       <w:tab/>
       <w:tab/>
-      <w:t>2026-10-10</w:t>
+      <w:t>2026-10-11</w:t>
       <w:br/>
       <w:br/>
     </w:r>

--- a/klagomål/S 3187-2024 FSC-klagomål.docx
+++ b/klagomål/S 3187-2024 FSC-klagomål.docx
@@ -877,7 +877,7 @@
     <w:r>
       <w:tab/>
       <w:tab/>
-      <w:t>2026-10-11</w:t>
+      <w:t>2026-10-12</w:t>
       <w:br/>
       <w:br/>
     </w:r>

--- a/klagomål/S 3187-2024 FSC-klagomål.docx
+++ b/klagomål/S 3187-2024 FSC-klagomål.docx
@@ -877,7 +877,7 @@
     <w:r>
       <w:tab/>
       <w:tab/>
-      <w:t>2026-10-12</w:t>
+      <w:t>2026-10-13</w:t>
       <w:br/>
       <w:br/>
     </w:r>

--- a/klagomål/S 3187-2024 FSC-klagomål.docx
+++ b/klagomål/S 3187-2024 FSC-klagomål.docx
@@ -877,7 +877,7 @@
     <w:r>
       <w:tab/>
       <w:tab/>
-      <w:t>2026-10-13</w:t>
+      <w:t>2026-10-14</w:t>
       <w:br/>
       <w:br/>
     </w:r>

--- a/klagomål/S 3187-2024 FSC-klagomål.docx
+++ b/klagomål/S 3187-2024 FSC-klagomål.docx
@@ -877,7 +877,7 @@
     <w:r>
       <w:tab/>
       <w:tab/>
-      <w:t>2026-10-14</w:t>
+      <w:t>2026-10-15</w:t>
       <w:br/>
       <w:br/>
     </w:r>

--- a/klagomål/S 3187-2024 FSC-klagomål.docx
+++ b/klagomål/S 3187-2024 FSC-klagomål.docx
@@ -877,7 +877,7 @@
     <w:r>
       <w:tab/>
       <w:tab/>
-      <w:t>2026-10-15</w:t>
+      <w:t>2026-10-16</w:t>
       <w:br/>
       <w:br/>
     </w:r>

--- a/klagomål/S 3187-2024 FSC-klagomål.docx
+++ b/klagomål/S 3187-2024 FSC-klagomål.docx
@@ -877,7 +877,7 @@
     <w:r>
       <w:tab/>
       <w:tab/>
-      <w:t>2026-10-16</w:t>
+      <w:t>2026-10-17</w:t>
       <w:br/>
       <w:br/>
     </w:r>

--- a/klagomål/S 3187-2024 FSC-klagomål.docx
+++ b/klagomål/S 3187-2024 FSC-klagomål.docx
@@ -877,7 +877,7 @@
     <w:r>
       <w:tab/>
       <w:tab/>
-      <w:t>2026-10-17</w:t>
+      <w:t>2026-10-18</w:t>
       <w:br/>
       <w:br/>
     </w:r>

--- a/klagomål/S 3187-2024 FSC-klagomål.docx
+++ b/klagomål/S 3187-2024 FSC-klagomål.docx
@@ -877,7 +877,7 @@
     <w:r>
       <w:tab/>
       <w:tab/>
-      <w:t>2026-10-18</w:t>
+      <w:t>2026-10-19</w:t>
       <w:br/>
       <w:br/>
     </w:r>

--- a/klagomål/S 3187-2024 FSC-klagomål.docx
+++ b/klagomål/S 3187-2024 FSC-klagomål.docx
@@ -877,7 +877,7 @@
     <w:r>
       <w:tab/>
       <w:tab/>
-      <w:t>2026-10-19</w:t>
+      <w:t>2026-10-20</w:t>
       <w:br/>
       <w:br/>
     </w:r>

--- a/klagomål/S 3187-2024 FSC-klagomål.docx
+++ b/klagomål/S 3187-2024 FSC-klagomål.docx
@@ -877,7 +877,7 @@
     <w:r>
       <w:tab/>
       <w:tab/>
-      <w:t>2026-10-20</w:t>
+      <w:t>2026-10-21</w:t>
       <w:br/>
       <w:br/>
     </w:r>

--- a/klagomål/S 3187-2024 FSC-klagomål.docx
+++ b/klagomål/S 3187-2024 FSC-klagomål.docx
@@ -877,7 +877,7 @@
     <w:r>
       <w:tab/>
       <w:tab/>
-      <w:t>2026-10-21</w:t>
+      <w:t>2026-10-22</w:t>
       <w:br/>
       <w:br/>
     </w:r>

--- a/klagomål/S 3187-2024 FSC-klagomål.docx
+++ b/klagomål/S 3187-2024 FSC-klagomål.docx
@@ -877,7 +877,7 @@
     <w:r>
       <w:tab/>
       <w:tab/>
-      <w:t>2026-10-22</w:t>
+      <w:t>2026-10-23</w:t>
       <w:br/>
       <w:br/>
     </w:r>

--- a/klagomål/S 3187-2024 FSC-klagomål.docx
+++ b/klagomål/S 3187-2024 FSC-klagomål.docx
@@ -877,7 +877,7 @@
     <w:r>
       <w:tab/>
       <w:tab/>
-      <w:t>2026-10-23</w:t>
+      <w:t>2026-10-24</w:t>
       <w:br/>
       <w:br/>
     </w:r>

--- a/klagomål/S 3187-2024 FSC-klagomål.docx
+++ b/klagomål/S 3187-2024 FSC-klagomål.docx
@@ -877,7 +877,7 @@
     <w:r>
       <w:tab/>
       <w:tab/>
-      <w:t>2026-10-24</w:t>
+      <w:t>2026-10-25</w:t>
       <w:br/>
       <w:br/>
     </w:r>

--- a/klagomål/S 3187-2024 FSC-klagomål.docx
+++ b/klagomål/S 3187-2024 FSC-klagomål.docx
@@ -877,7 +877,7 @@
     <w:r>
       <w:tab/>
       <w:tab/>
-      <w:t>2026-10-25</w:t>
+      <w:t>2026-10-26</w:t>
       <w:br/>
       <w:br/>
     </w:r>

--- a/klagomål/S 3187-2024 FSC-klagomål.docx
+++ b/klagomål/S 3187-2024 FSC-klagomål.docx
@@ -877,7 +877,7 @@
     <w:r>
       <w:tab/>
       <w:tab/>
-      <w:t>2026-10-26</w:t>
+      <w:t>2026-10-27</w:t>
       <w:br/>
       <w:br/>
     </w:r>

--- a/klagomål/S 3187-2024 FSC-klagomål.docx
+++ b/klagomål/S 3187-2024 FSC-klagomål.docx
@@ -877,7 +877,7 @@
     <w:r>
       <w:tab/>
       <w:tab/>
-      <w:t>2026-10-27</w:t>
+      <w:t>2026-10-28</w:t>
       <w:br/>
       <w:br/>
     </w:r>

--- a/klagomål/S 3187-2024 FSC-klagomål.docx
+++ b/klagomål/S 3187-2024 FSC-klagomål.docx
@@ -877,7 +877,7 @@
     <w:r>
       <w:tab/>
       <w:tab/>
-      <w:t>2026-10-28</w:t>
+      <w:t>2026-10-29</w:t>
       <w:br/>
       <w:br/>
     </w:r>

--- a/klagomål/S 3187-2024 FSC-klagomål.docx
+++ b/klagomål/S 3187-2024 FSC-klagomål.docx
@@ -877,7 +877,7 @@
     <w:r>
       <w:tab/>
       <w:tab/>
-      <w:t>2026-10-29</w:t>
+      <w:t>2026-10-31</w:t>
       <w:br/>
       <w:br/>
     </w:r>
